--- a/public/resume/Sean_Despain_Resume_Software_FullStack.docx
+++ b/public/resume/Sean_Despain_Resume_Software_FullStack.docx
@@ -21,7 +21,7 @@
     </w:p>
     <w:p>
       <w:pPr>
-        <w:spacing w:after="200"/>
+        <w:spacing w:after="40"/>
         <w:jc w:val="center"/>
       </w:pPr>
       <w:r>
@@ -31,7 +31,7 @@
           <w:sz w:val="19"/>
           <w:szCs w:val="19"/>
         </w:rPr>
-        <w:t xml:space="preserve">Provo, UT · seandespain@gmail.com · (435) 695-6954 · linkedin.com/in/sean-despain-560316116</w:t>
+        <w:t xml:space="preserve">Provo, UT · seandespain@gmail.com · (435) 695-6954 · linkedin.com/in/sean-despain-560316116 · seandespain.com</w:t>
       </w:r>
     </w:p>
     <w:p>

--- a/public/resume/Sean_Despain_Resume_Software_FullStack.docx
+++ b/public/resume/Sean_Despain_Resume_Software_FullStack.docx
@@ -103,7 +103,7 @@
           <w:sz w:val="21"/>
           <w:szCs w:val="21"/>
         </w:rPr>
-        <w:t xml:space="preserve"> — C# (Unity), TypeScript/JavaScript, Next.js 15 (App Router), React, Astro, Node.js, Tailwind CSS</w:t>
+        <w:t xml:space="preserve"> · C# (Unity), TypeScript/JavaScript, Next.js 15 (App Router), React, Astro, Node.js, Tailwind CSS</w:t>
       </w:r>
     </w:p>
     <w:p>
@@ -126,7 +126,7 @@
           <w:sz w:val="21"/>
           <w:szCs w:val="21"/>
         </w:rPr>
-        <w:t xml:space="preserve"> — Firebase (Auth, Realtime Database), Netlify (deploy, Forms, Blobs), iOS build &amp; App Store release, Android/Gradle</w:t>
+        <w:t xml:space="preserve"> · Firebase (Auth, Realtime Database), Netlify (deploy, Forms, Blobs), iOS build &amp; App Store release, Android/Gradle</w:t>
       </w:r>
     </w:p>
     <w:p>
@@ -149,7 +149,7 @@
           <w:sz w:val="21"/>
           <w:szCs w:val="21"/>
         </w:rPr>
-        <w:t xml:space="preserve"> — QuickBooks API, ElevenLabs (server-side TTS), OpenAI API, i18n/bilingual routing</w:t>
+        <w:t xml:space="preserve"> · QuickBooks API, ElevenLabs (server-side TTS), OpenAI API, i18n/bilingual routing</w:t>
       </w:r>
     </w:p>
     <w:p>
@@ -172,7 +172,7 @@
           <w:sz w:val="21"/>
           <w:szCs w:val="21"/>
         </w:rPr>
-        <w:t xml:space="preserve"> — Git/GitHub, ffmpeg media pipelines, sharp image pipelines, structured data (JSON-LD)</w:t>
+        <w:t xml:space="preserve"> · Git/GitHub, ffmpeg media pipelines, sharp image pipelines, structured data (JSON-LD)</w:t>
       </w:r>
     </w:p>
     <w:p>
@@ -214,7 +214,7 @@
           <w:sz w:val="21"/>
           <w:szCs w:val="21"/>
         </w:rPr>
-        <w:t xml:space="preserve"> — </w:t>
+        <w:t xml:space="preserve"> · </w:t>
       </w:r>
       <w:r>
         <w:rPr>
@@ -245,7 +245,7 @@
           <w:sz w:val="20"/>
           <w:szCs w:val="20"/>
         </w:rPr>
-        <w:t xml:space="preserve">Built a multi-organization business platform (CRM, payroll, calendar, reporting) with no traditional database — persistence via a mock-store + Netlify Blobs pattern. Built an integration-health monitor across QuickBooks, an internal portal API, Netlify, and ElevenLabs. Found and closed a gap where the dashboard shipped with no authentication, adding a signed-cookie session gate. Root-caused a production-only React hydration crash to a server (UTC) vs. browser (local) timezone mismatch and fixed the underlying formatting layer.</w:t>
+        <w:t xml:space="preserve">Built a multi-organization business platform (CRM, payroll, calendar, reporting) with no traditional database · persistence via a mock-store + Netlify Blobs pattern. Built an integration-health monitor across QuickBooks, an internal portal API, Netlify, and ElevenLabs. Found and closed a gap where the dashboard shipped with no authentication, adding a signed-cookie session gate. Root-caused a production-only React hydration crash to a server (UTC) vs. browser (local) timezone mismatch and fixed the underlying formatting layer.</w:t>
       </w:r>
     </w:p>
     <w:p>
@@ -268,7 +268,7 @@
           <w:sz w:val="21"/>
           <w:szCs w:val="21"/>
         </w:rPr>
-        <w:t xml:space="preserve"> — </w:t>
+        <w:t xml:space="preserve"> · </w:t>
       </w:r>
       <w:r>
         <w:rPr>
@@ -322,7 +322,7 @@
           <w:sz w:val="21"/>
           <w:szCs w:val="21"/>
         </w:rPr>
-        <w:t xml:space="preserve"> — </w:t>
+        <w:t xml:space="preserve"> · </w:t>
       </w:r>
       <w:r>
         <w:rPr>
@@ -376,7 +376,7 @@
           <w:sz w:val="21"/>
           <w:szCs w:val="21"/>
         </w:rPr>
-        <w:t xml:space="preserve"> — </w:t>
+        <w:t xml:space="preserve"> · </w:t>
       </w:r>
       <w:r>
         <w:rPr>
@@ -441,7 +441,7 @@
           <w:sz w:val="21"/>
           <w:szCs w:val="21"/>
         </w:rPr>
-        <w:t xml:space="preserve">Co-Founder, CEO, Creative &amp; Product Lead — Peace Life</w:t>
+        <w:t xml:space="preserve">Co-Founder, CEO, Creative &amp; Product Lead · Peace Life</w:t>
       </w:r>
       <w:r>
         <w:rPr>
@@ -464,7 +464,7 @@
           <w:sz w:val="21"/>
           <w:szCs w:val="21"/>
         </w:rPr>
-        <w:t xml:space="preserve">Founder &amp; President — WIP Services LLC</w:t>
+        <w:t xml:space="preserve">Founder &amp; President · WIP Services LLC</w:t>
       </w:r>
       <w:r>
         <w:rPr>
@@ -487,7 +487,7 @@
           <w:sz w:val="21"/>
           <w:szCs w:val="21"/>
         </w:rPr>
-        <w:t xml:space="preserve">Founder &amp; CEO — Nectar CBD</w:t>
+        <w:t xml:space="preserve">Founder &amp; CEO · Nectar CBD</w:t>
       </w:r>
       <w:r>
         <w:rPr>
@@ -527,7 +527,7 @@
           <w:sz w:val="20"/>
           <w:szCs w:val="20"/>
         </w:rPr>
-        <w:t xml:space="preserve">Utah Valley University — Coursework in Robotics &amp; Technology (2017–2019)</w:t>
+        <w:t xml:space="preserve">Utah Valley University · Coursework in Robotics &amp; Technology (2017–2019)</w:t>
       </w:r>
     </w:p>
     <w:sectPr>

--- a/public/resume/Sean_Despain_Resume_Software_FullStack.docx
+++ b/public/resume/Sean_Despain_Resume_Software_FullStack.docx
@@ -245,7 +245,7 @@
           <w:sz w:val="20"/>
           <w:szCs w:val="20"/>
         </w:rPr>
-        <w:t xml:space="preserve">Built a multi-organization business platform (CRM, payroll, calendar, reporting) with no traditional database · persistence via a mock-store + Netlify Blobs pattern. Built an integration-health monitor across QuickBooks, an internal portal API, Netlify, and ElevenLabs. Found and closed a gap where the dashboard shipped with no authentication, adding a signed-cookie session gate. Root-caused a production-only React hydration crash to a server (UTC) vs. browser (local) timezone mismatch and fixed the underlying formatting layer.</w:t>
+        <w:t xml:space="preserve">Built a multi-organization business platform (CRM, payroll, calendar, reporting) with no traditional database; persistence runs on a mock-store + Netlify Blobs pattern. Built an integration-health monitor across QuickBooks, an internal portal API, Netlify, and ElevenLabs. Found and closed a gap where the dashboard shipped with no authentication, adding a signed-cookie session gate. Root-caused a production-only React hydration crash to a server (UTC) vs. browser (local) timezone mismatch and fixed the underlying formatting layer.</w:t>
       </w:r>
     </w:p>
     <w:p>

--- a/public/resume/Sean_Despain_Resume_Software_FullStack.docx
+++ b/public/resume/Sean_Despain_Resume_Software_FullStack.docx
@@ -31,7 +31,7 @@
           <w:sz w:val="19"/>
           <w:szCs w:val="19"/>
         </w:rPr>
-        <w:t xml:space="preserve">Provo, UT · seandespain@gmail.com · (435) 695-6954 · linkedin.com/in/sean-despain-560316116 · seandespain.com</w:t>
+        <w:t xml:space="preserve">Heber, UT · seandespain@gmail.com · (435) 695-6954 · linkedin.com/in/sean-despain-560316116 · seandespain.com</w:t>
       </w:r>
     </w:p>
     <w:p>

--- a/public/resume/Sean_Despain_Resume_Software_FullStack.docx
+++ b/public/resume/Sean_Despain_Resume_Software_FullStack.docx
@@ -299,7 +299,61 @@
           <w:sz w:val="20"/>
           <w:szCs w:val="20"/>
         </w:rPr>
-        <w:t xml:space="preserve">Built a 140+ scene iOS app: Firebase-backed auth and data layer, a remote-content manifest system for post-launch updates, a freemium paywall/unlock system, custom audio-loudness normalization, and the iOS build/release pipeline. Diagnosed and fixed an iOS-only bug traced to a Unity build-stripping edge case (an `EditorOnly`-tagged object silently missing in device builds).</w:t>
+        <w:t xml:space="preserve">Built a 140+ scene iOS app: Firebase-backed auth and data layer, a remote-content manifest system for post-launch updates, a freemium paywall/unlock system, custom audio-loudness normalization, and the iOS build/release pipeline. Diagnosed and fixed an iOS-only bug traced to a Unity build-stripping edge case (an EditorOnly-tagged object silently missing in device builds).</w:t>
+      </w:r>
+    </w:p>
+    <w:p>
+      <w:pPr>
+        <w:spacing w:after="40" w:before="140"/>
+      </w:pPr>
+      <w:r>
+        <w:rPr>
+          <w:rFonts w:ascii="Calibri" w:cs="Calibri" w:eastAsia="Calibri" w:hAnsi="Calibri"/>
+          <w:b/>
+          <w:bCs/>
+          <w:sz w:val="21"/>
+          <w:szCs w:val="21"/>
+        </w:rPr>
+        <w:t xml:space="preserve">Leads to Sales AI Trainer</w:t>
+      </w:r>
+      <w:r>
+        <w:rPr>
+          <w:rFonts w:ascii="Calibri" w:cs="Calibri" w:eastAsia="Calibri" w:hAnsi="Calibri"/>
+          <w:sz w:val="21"/>
+          <w:szCs w:val="21"/>
+        </w:rPr>
+        <w:t xml:space="preserve"> · </w:t>
+      </w:r>
+      <w:r>
+        <w:rPr>
+          <w:rFonts w:ascii="Calibri" w:cs="Calibri" w:eastAsia="Calibri" w:hAnsi="Calibri"/>
+          <w:i/>
+          <w:iCs/>
+          <w:sz w:val="21"/>
+          <w:szCs w:val="21"/>
+        </w:rPr>
+        <w:t xml:space="preserve">Unity/C#, Node.js/Express, OpenAI API</w:t>
+      </w:r>
+      <w:r>
+        <w:rPr>
+          <w:rFonts w:ascii="Calibri" w:cs="Calibri" w:eastAsia="Calibri" w:hAnsi="Calibri"/>
+          <w:sz w:val="21"/>
+          <w:szCs w:val="21"/>
+        </w:rPr>
+        <w:t xml:space="preserve"> (2026)</w:t>
+      </w:r>
+    </w:p>
+    <w:p>
+      <w:pPr>
+        <w:spacing w:after="100"/>
+      </w:pPr>
+      <w:r>
+        <w:rPr>
+          <w:rFonts w:ascii="Calibri" w:cs="Calibri" w:eastAsia="Calibri" w:hAnsi="Calibri"/>
+          <w:sz w:val="20"/>
+          <w:szCs w:val="20"/>
+        </w:rPr>
+        <w:t xml:space="preserve">Built an AI sales-roleplay trainer for Leads to Sales while serving as its hiring manager and sales trainer; it works for any company's sales team. A six-scene Unity client (login, dashboard, scenario select, roleplay, feedback, history) talks to a Node/Express backend that uses the OpenAI API to play a realistic prospect across 11 scenarios and return structured JSON scores on five skill areas with written coaching. Weekly leaderboard and session history persist on device.</w:t>
       </w:r>
     </w:p>
     <w:p>
@@ -450,6 +504,29 @@
           <w:szCs w:val="21"/>
         </w:rPr>
         <w:t xml:space="preserve"> · Jan 2021–Present</w:t>
+      </w:r>
+    </w:p>
+    <w:p>
+      <w:pPr>
+        <w:spacing w:after="40" w:before="140"/>
+      </w:pPr>
+      <w:r>
+        <w:rPr>
+          <w:rFonts w:ascii="Calibri" w:cs="Calibri" w:eastAsia="Calibri" w:hAnsi="Calibri"/>
+          <w:b/>
+          <w:bCs/>
+          <w:sz w:val="21"/>
+          <w:szCs w:val="21"/>
+        </w:rPr>
+        <w:t xml:space="preserve">Hiring Manager &amp; Sales Trainer · Leads to Sales</w:t>
+      </w:r>
+      <w:r>
+        <w:rPr>
+          <w:rFonts w:ascii="Calibri" w:cs="Calibri" w:eastAsia="Calibri" w:hAnsi="Calibri"/>
+          <w:sz w:val="21"/>
+          <w:szCs w:val="21"/>
+        </w:rPr>
+        <w:t xml:space="preserve"> · 2026</w:t>
       </w:r>
     </w:p>
     <w:p>
